--- a/additional/Шаравии_Александр.docx
+++ b/additional/Шаравии_Александр.docx
@@ -2287,6 +2287,65 @@
           <w:rPr>
             <w:rStyle w:val="Hyperlink"/>
             <w:rFonts w:ascii="Times New Roman" w:hAnsi="Times New Roman"/>
+            <w:vanish w:val="false"/>
+            <w:sz w:val="28"/>
+            <w:szCs w:val="28"/>
+          </w:rPr>
+        </w:r>
+        <w:r>
+          <w:rPr>
+            <w:rStyle w:val="Hyperlink"/>
+            <w:rFonts w:ascii="Times New Roman" w:hAnsi="Times New Roman"/>
+            <w:vanish w:val="false"/>
+            <w:sz w:val="28"/>
+            <w:szCs w:val="28"/>
+          </w:rPr>
+        </w:r>
+        <w:r>
+          <w:rPr>
+            <w:rStyle w:val="Hyperlink"/>
+            <w:rFonts w:ascii="Times New Roman" w:hAnsi="Times New Roman"/>
+            <w:vanish w:val="false"/>
+            <w:sz w:val="28"/>
+            <w:szCs w:val="28"/>
+          </w:rPr>
+          <w:fldChar w:fldCharType="separate"/>
+        </w:r>
+        <w:r>
+          <w:rPr>
+            <w:rStyle w:val="Hyperlink"/>
+            <w:rFonts w:ascii="Times New Roman" w:hAnsi="Times New Roman"/>
+            <w:vanish w:val="false"/>
+            <w:sz w:val="28"/>
+            <w:szCs w:val="28"/>
+          </w:rPr>
+        </w:r>
+        <w:r>
+          <w:rPr>
+            <w:rStyle w:val="Hyperlink"/>
+            <w:rFonts w:ascii="Times New Roman" w:hAnsi="Times New Roman"/>
+            <w:vanish w:val="false"/>
+            <w:sz w:val="28"/>
+            <w:szCs w:val="28"/>
+          </w:rPr>
+        </w:r>
+        <w:r>
+          <w:rPr>
+            <w:rStyle w:val="Hyperlink"/>
+            <w:rFonts w:ascii="Times New Roman" w:hAnsi="Times New Roman"/>
+            <w:vanish w:val="false"/>
+            <w:sz w:val="28"/>
+            <w:szCs w:val="28"/>
+          </w:rPr>
+          <w:fldChar w:fldCharType="end"/>
+        </w:r>
+        <w:r>
+          <w:fldChar w:fldCharType="begin"/>
+        </w:r>
+        <w:r>
+          <w:rPr>
+            <w:rStyle w:val="Hyperlink"/>
+            <w:rFonts w:ascii="Times New Roman" w:hAnsi="Times New Roman"/>
             <w:vanish/>
             <w:sz w:val="28"/>
             <w:szCs w:val="28"/>
@@ -4463,7 +4522,21 @@
           <w:sz w:val="28"/>
           <w:szCs w:val="28"/>
         </w:rPr>
-        <w:t>Серверная часть разделена на несколько модулей. Основные каталоги серверной части: config, handlers, middleware, models, services, store, utils и websocket.</w:t>
+        <w:t>Серверная часть разделена на несколько модулей. Основные каталоги сервер</w:t>
+      </w:r>
+      <w:r>
+        <w:rPr>
+          <w:sz w:val="28"/>
+          <w:szCs w:val="28"/>
+        </w:rPr>
+        <w:t>а</w:t>
+      </w:r>
+      <w:r>
+        <w:rPr>
+          <w:sz w:val="28"/>
+          <w:szCs w:val="28"/>
+        </w:rPr>
+        <w:t>: config, handlers, middleware, models, services, store, utils и websocket.</w:t>
       </w:r>
     </w:p>
     <w:p>
@@ -4485,7 +4558,21 @@
           <w:sz w:val="28"/>
           <w:szCs w:val="28"/>
         </w:rPr>
-        <w:t>config — загрузка переменных окружения и параметров запуска сервера;</w:t>
+        <w:t xml:space="preserve">config — загрузка </w:t>
+      </w:r>
+      <w:r>
+        <w:rPr>
+          <w:sz w:val="28"/>
+          <w:szCs w:val="28"/>
+        </w:rPr>
+        <w:t>конфига</w:t>
+      </w:r>
+      <w:r>
+        <w:rPr>
+          <w:sz w:val="28"/>
+          <w:szCs w:val="28"/>
+        </w:rPr>
+        <w:t>;</w:t>
       </w:r>
     </w:p>
     <w:p>
@@ -4507,7 +4594,21 @@
           <w:sz w:val="28"/>
           <w:szCs w:val="28"/>
         </w:rPr>
-        <w:t>handlers — описание HTTP-маршрутов и преобразование входящих запросов;</w:t>
+        <w:t xml:space="preserve">handlers — </w:t>
+      </w:r>
+      <w:r>
+        <w:rPr>
+          <w:sz w:val="28"/>
+          <w:szCs w:val="28"/>
+        </w:rPr>
+        <w:t>ручки для http запросов</w:t>
+      </w:r>
+      <w:r>
+        <w:rPr>
+          <w:sz w:val="28"/>
+          <w:szCs w:val="28"/>
+        </w:rPr>
+        <w:t>;</w:t>
       </w:r>
     </w:p>
     <w:p>
@@ -4529,7 +4630,21 @@
           <w:sz w:val="28"/>
           <w:szCs w:val="28"/>
         </w:rPr>
-        <w:t>middleware — промежуточная обработка запросов, в том числе настройка CORS;</w:t>
+        <w:t xml:space="preserve">middleware — </w:t>
+      </w:r>
+      <w:r>
+        <w:rPr>
+          <w:sz w:val="28"/>
+          <w:szCs w:val="28"/>
+        </w:rPr>
+        <w:t>предобработка запросов</w:t>
+      </w:r>
+      <w:r>
+        <w:rPr>
+          <w:sz w:val="28"/>
+          <w:szCs w:val="28"/>
+        </w:rPr>
+        <w:t>;</w:t>
       </w:r>
     </w:p>
     <w:p>
@@ -4551,7 +4666,7 @@
           <w:sz w:val="28"/>
           <w:szCs w:val="28"/>
         </w:rPr>
-        <w:t>models — структуры данных, описывающие комнату, игрока, тему, раунд и результат;</w:t>
+        <w:t>models — структуры;</w:t>
       </w:r>
     </w:p>
     <w:p>
@@ -4573,7 +4688,7 @@
           <w:sz w:val="28"/>
           <w:szCs w:val="28"/>
         </w:rPr>
-        <w:t>services — основная игровая логика приложения;</w:t>
+        <w:t>services — огика приложения;</w:t>
       </w:r>
     </w:p>
     <w:p>
@@ -4595,7 +4710,7 @@
           <w:sz w:val="28"/>
           <w:szCs w:val="28"/>
         </w:rPr>
-        <w:t>store — хранилище комнат в оперативной памяти;</w:t>
+        <w:t>store — хранилище в оперативной памяти;</w:t>
       </w:r>
     </w:p>
     <w:p>
@@ -4617,7 +4732,7 @@
           <w:sz w:val="28"/>
           <w:szCs w:val="28"/>
         </w:rPr>
-        <w:t>utils — вспомогательные функции для генерации кода комнаты и отправки JSON-ответов;</w:t>
+        <w:t>utils — вспомогательные функции;</w:t>
       </w:r>
     </w:p>
     <w:p>
@@ -4639,36 +4754,74 @@
           <w:sz w:val="28"/>
           <w:szCs w:val="28"/>
         </w:rPr>
-        <w:t>websocket — поддержка постоянных соединений и рассылки событий игрокам.</w:t>
-      </w:r>
-    </w:p>
-    <w:p>
-      <w:pPr>
-        <w:pStyle w:val="Normal"/>
-        <w:ind w:firstLine="709" w:start="-284"/>
-        <w:jc w:val="both"/>
-        <w:rPr>
-          <w:sz w:val="28"/>
-          <w:szCs w:val="28"/>
-        </w:rPr>
-      </w:pPr>
-      <w:r>
-        <w:rPr>
-          <w:sz w:val="28"/>
-          <w:szCs w:val="28"/>
-        </w:rPr>
-      </w:r>
-    </w:p>
-    <w:p>
-      <w:pPr>
-        <w:pStyle w:val="Normal"/>
-        <w:ind w:firstLine="709" w:start="-284"/>
-        <w:jc w:val="both"/>
-        <w:rPr/>
-      </w:pPr>
-      <w:r>
-        <w:rPr/>
-        <w:t>Точкой входа серверного приложения является файл main.go. В нем загружается конфигурация, создается хранилище комнат, создается WebSocket-хаб, инициализируется игровой сервис и регистрируются маршруты Gin-сервера.</w:t>
+        <w:t xml:space="preserve">websocket — поддержка </w:t>
+      </w:r>
+      <w:r>
+        <w:rPr>
+          <w:sz w:val="28"/>
+          <w:szCs w:val="28"/>
+        </w:rPr>
+        <w:t>вебсокета</w:t>
+      </w:r>
+      <w:r>
+        <w:rPr>
+          <w:sz w:val="28"/>
+          <w:szCs w:val="28"/>
+        </w:rPr>
+        <w:t>.</w:t>
+      </w:r>
+    </w:p>
+    <w:p>
+      <w:pPr>
+        <w:pStyle w:val="Normal"/>
+        <w:ind w:firstLine="709" w:start="-284"/>
+        <w:jc w:val="both"/>
+        <w:rPr>
+          <w:sz w:val="28"/>
+          <w:szCs w:val="28"/>
+        </w:rPr>
+      </w:pPr>
+      <w:r>
+        <w:rPr>
+          <w:sz w:val="28"/>
+          <w:szCs w:val="28"/>
+        </w:rPr>
+      </w:r>
+    </w:p>
+    <w:p>
+      <w:pPr>
+        <w:pStyle w:val="Normal"/>
+        <w:ind w:firstLine="709" w:start="-284"/>
+        <w:jc w:val="both"/>
+        <w:rPr/>
+      </w:pPr>
+      <w:r>
+        <w:rPr/>
+        <w:t xml:space="preserve">Главной точкой </w:t>
+      </w:r>
+      <w:r>
+        <w:rPr/>
+        <w:t xml:space="preserve">приложения является файл main.go. В нем загружается конфигурация, создается хранилище комнат, создается WebSocket </w:t>
+      </w:r>
+      <w:r>
+        <w:rPr/>
+        <w:t>подключение</w:t>
+      </w:r>
+      <w:r>
+        <w:rPr/>
+        <w:t xml:space="preserve">, </w:t>
+      </w:r>
+      <w:r>
+        <w:rPr/>
+        <w:t>подключается игровая логика</w:t>
+      </w:r>
+      <w:r>
+        <w:rPr/>
+        <w:t xml:space="preserve"> и регистрируются маршруты </w:t>
+      </w:r>
+      <w:r>
+        <w:rPr/>
+        <w:t>для Gin ручек http.</w:t>
       </w:r>
     </w:p>
     <w:p>
@@ -4779,66 +4932,11 @@
         <w:spacing w:before="0" w:after="240"/>
         <w:ind w:firstLine="709" w:start="-284"/>
         <w:jc w:val="both"/>
-        <w:rPr/>
-      </w:pPr>
-      <w:r>
         <w:rPr>
           <w:rFonts w:ascii="Courier New" w:hAnsi="Courier New"/>
           <w:sz w:val="22"/>
           <w:szCs w:val="22"/>
         </w:rPr>
-        <w:t>handlers.RegisterRoutes(router, gameService, hub)</w:t>
-      </w:r>
-    </w:p>
-    <w:p>
-      <w:pPr>
-        <w:pStyle w:val="Normal"/>
-        <w:spacing w:before="0" w:after="240"/>
-        <w:ind w:firstLine="709" w:start="-284"/>
-        <w:jc w:val="both"/>
-        <w:rPr/>
-      </w:pPr>
-      <w:r>
-        <w:rPr/>
-        <w:t>После настройки зависимостей сервер запускается на порту, указанном в конфигурации. Такой порядок запуска позволяет сначала подготовить все необходимые объекты, а затем передать их в обработчики запросов.</w:t>
-      </w:r>
-    </w:p>
-    <w:p>
-      <w:pPr>
-        <w:pStyle w:val="Normal"/>
-        <w:spacing w:before="0" w:after="240"/>
-        <w:ind w:firstLine="709" w:start="-284"/>
-        <w:jc w:val="both"/>
-        <w:rPr/>
-      </w:pPr>
-      <w:r>
-        <w:rPr>
-          <w:b/>
-          <w:bCs/>
-        </w:rPr>
-        <w:t>Модель данных серверной части</w:t>
-      </w:r>
-    </w:p>
-    <w:p>
-      <w:pPr>
-        <w:pStyle w:val="Normal"/>
-        <w:spacing w:before="0" w:after="240"/>
-        <w:ind w:firstLine="709" w:start="-284"/>
-        <w:jc w:val="both"/>
-        <w:rPr/>
-      </w:pPr>
-      <w:r>
-        <w:rPr/>
-        <w:t>Основой серверной модели является игровая комната. В комнате хранится список игроков, настройки игры, текущий статус, темы, отправленные работы, номер текущего раунда и задания, выданные игрокам. Для описания состояния комнаты используется перечисление RoomStatus.</w:t>
-      </w:r>
-    </w:p>
-    <w:p>
-      <w:pPr>
-        <w:pStyle w:val="Normal"/>
-        <w:spacing w:before="0" w:after="240"/>
-        <w:ind w:firstLine="709" w:start="-284"/>
-        <w:jc w:val="both"/>
-        <w:rPr/>
       </w:pPr>
       <w:r>
         <w:rPr>
@@ -4846,7 +4944,10 @@
           <w:sz w:val="22"/>
           <w:szCs w:val="22"/>
         </w:rPr>
-        <w:t>const (</w:t>
+        <w:t>handlers.RegisterRoutes(router, gameService, hub)</w:t>
+      </w:r>
+      <w:r>
+        <w:br w:type="page"/>
       </w:r>
     </w:p>
     <w:p>
@@ -4855,23 +4956,66 @@
         <w:spacing w:before="0" w:after="240"/>
         <w:ind w:firstLine="709" w:start="-284"/>
         <w:jc w:val="both"/>
-        <w:rPr/>
-      </w:pPr>
-      <w:r>
         <w:rPr>
           <w:rFonts w:ascii="Courier New" w:hAnsi="Courier New"/>
           <w:sz w:val="22"/>
           <w:szCs w:val="22"/>
         </w:rPr>
-        <w:t xml:space="preserve">    </w:t>
-      </w:r>
+      </w:pPr>
       <w:r>
         <w:rPr>
           <w:rFonts w:ascii="Courier New" w:hAnsi="Courier New"/>
           <w:sz w:val="22"/>
           <w:szCs w:val="22"/>
         </w:rPr>
-        <w:t>RoomLobby         RoomStatus = "lobby"</w:t>
+      </w:r>
+    </w:p>
+    <w:p>
+      <w:pPr>
+        <w:pStyle w:val="Normal"/>
+        <w:spacing w:before="0" w:after="240"/>
+        <w:ind w:firstLine="709" w:start="-284"/>
+        <w:jc w:val="both"/>
+        <w:rPr>
+          <w:b/>
+          <w:bCs/>
+        </w:rPr>
+      </w:pPr>
+      <w:r>
+        <w:rPr>
+          <w:b/>
+          <w:bCs/>
+        </w:rPr>
+        <w:t>Модель данных серверной части</w:t>
+      </w:r>
+    </w:p>
+    <w:p>
+      <w:pPr>
+        <w:pStyle w:val="Normal"/>
+        <w:spacing w:before="0" w:after="240"/>
+        <w:ind w:firstLine="709" w:start="-284"/>
+        <w:jc w:val="both"/>
+        <w:rPr/>
+      </w:pPr>
+      <w:r>
+        <w:rPr/>
+        <w:t>Основ</w:t>
+      </w:r>
+      <w:r>
+        <w:rPr/>
+        <w:t>ной</w:t>
+      </w:r>
+      <w:r>
+        <w:rPr/>
+        <w:t xml:space="preserve"> модел</w:t>
+      </w:r>
+      <w:r>
+        <w:rPr/>
+        <w:t>ью</w:t>
+      </w:r>
+      <w:r>
+        <w:rPr/>
+        <w:t xml:space="preserve"> является игровая комната. В комнате хранится список игроков, настройки игры, текущий статус, темы, отправленные работы, номер текущего раунда и задания, выданные игрокам. Для описания состояния комнаты используется перечисление RoomStatus.</w:t>
       </w:r>
     </w:p>
     <w:p>
@@ -4888,176 +5032,82 @@
           <w:sz w:val="22"/>
           <w:szCs w:val="22"/>
         </w:rPr>
-        <w:t xml:space="preserve">    </w:t>
-      </w:r>
+        <w:t>const (</w:t>
+      </w:r>
+    </w:p>
+    <w:p>
+      <w:pPr>
+        <w:pStyle w:val="Normal"/>
+        <w:spacing w:before="0" w:after="240"/>
+        <w:ind w:firstLine="709" w:start="-284"/>
+        <w:jc w:val="both"/>
+        <w:rPr/>
+      </w:pPr>
       <w:r>
         <w:rPr>
           <w:rFonts w:ascii="Courier New" w:hAnsi="Courier New"/>
           <w:sz w:val="22"/>
           <w:szCs w:val="22"/>
         </w:rPr>
-        <w:t>RoomWritingTopics RoomStatus = "writing_topics"</w:t>
-      </w:r>
-    </w:p>
-    <w:p>
-      <w:pPr>
-        <w:pStyle w:val="Normal"/>
-        <w:spacing w:before="0" w:after="240"/>
-        <w:ind w:firstLine="709" w:start="-284"/>
-        <w:jc w:val="both"/>
-        <w:rPr/>
-      </w:pPr>
+        <w:t xml:space="preserve">    </w:t>
+      </w:r>
       <w:r>
         <w:rPr>
           <w:rFonts w:ascii="Courier New" w:hAnsi="Courier New"/>
           <w:sz w:val="22"/>
           <w:szCs w:val="22"/>
         </w:rPr>
-        <w:t xml:space="preserve">    </w:t>
-      </w:r>
+        <w:t>RoomLobby         RoomStatus = "lobby"</w:t>
+      </w:r>
+    </w:p>
+    <w:p>
+      <w:pPr>
+        <w:pStyle w:val="Normal"/>
+        <w:spacing w:before="0" w:after="240"/>
+        <w:ind w:firstLine="709" w:start="-284"/>
+        <w:jc w:val="both"/>
+        <w:rPr/>
+      </w:pPr>
       <w:r>
         <w:rPr>
           <w:rFonts w:ascii="Courier New" w:hAnsi="Courier New"/>
           <w:sz w:val="22"/>
           <w:szCs w:val="22"/>
         </w:rPr>
-        <w:t>RoomCodingRound   RoomStatus = "coding_round"</w:t>
-      </w:r>
-    </w:p>
-    <w:p>
-      <w:pPr>
-        <w:pStyle w:val="Normal"/>
-        <w:spacing w:before="0" w:after="240"/>
-        <w:ind w:firstLine="709" w:start="-284"/>
-        <w:jc w:val="both"/>
-        <w:rPr/>
-      </w:pPr>
+        <w:t xml:space="preserve">    </w:t>
+      </w:r>
       <w:r>
         <w:rPr>
           <w:rFonts w:ascii="Courier New" w:hAnsi="Courier New"/>
           <w:sz w:val="22"/>
           <w:szCs w:val="22"/>
         </w:rPr>
-        <w:t xml:space="preserve">    </w:t>
-      </w:r>
+        <w:t>RoomWritingTopics RoomStatus = "writing_topics"</w:t>
+      </w:r>
+    </w:p>
+    <w:p>
+      <w:pPr>
+        <w:pStyle w:val="Normal"/>
+        <w:spacing w:before="0" w:after="240"/>
+        <w:ind w:firstLine="709" w:start="-284"/>
+        <w:jc w:val="both"/>
+        <w:rPr/>
+      </w:pPr>
       <w:r>
         <w:rPr>
           <w:rFonts w:ascii="Courier New" w:hAnsi="Courier New"/>
           <w:sz w:val="22"/>
           <w:szCs w:val="22"/>
         </w:rPr>
-        <w:t>RoomResults       RoomStatus = "results"</w:t>
-      </w:r>
-    </w:p>
-    <w:p>
-      <w:pPr>
-        <w:pStyle w:val="Normal"/>
-        <w:spacing w:before="0" w:after="240"/>
-        <w:ind w:firstLine="709" w:start="-284"/>
-        <w:jc w:val="both"/>
-        <w:rPr/>
-      </w:pPr>
+        <w:t xml:space="preserve">    </w:t>
+      </w:r>
       <w:r>
         <w:rPr>
           <w:rFonts w:ascii="Courier New" w:hAnsi="Courier New"/>
           <w:sz w:val="22"/>
           <w:szCs w:val="22"/>
         </w:rPr>
-        <w:t>)</w:t>
-      </w:r>
-    </w:p>
-    <w:p>
-      <w:pPr>
-        <w:pStyle w:val="Normal"/>
-        <w:spacing w:before="0" w:after="240"/>
-        <w:ind w:firstLine="709" w:start="-284"/>
-        <w:jc w:val="both"/>
-        <w:rPr/>
-      </w:pPr>
-      <w:r>
-        <w:rPr/>
-        <w:t>Состояния позволяют серверу контролировать допустимые действия пользователей. Например, тему можно отправить только на этапе writing_topics, а код раунда — только на этапе coding_round. Это предотвращает ситуации, когда игрок отправляет данные не в тот момент игры.</w:t>
-      </w:r>
-    </w:p>
-    <w:p>
-      <w:pPr>
-        <w:pStyle w:val="Normal"/>
-        <w:spacing w:before="0" w:after="240"/>
-        <w:ind w:firstLine="709" w:start="-284"/>
-        <w:jc w:val="both"/>
-        <w:rPr/>
-      </w:pPr>
-      <w:r>
-        <w:rPr/>
-        <w:t>Структура Player описывает участника игры. Она содержит идентификатор игрока, идентификатор комнаты, имя и признак ведущего. Ведущий игрок создается первым и получает право изменять настройки комнаты и запускать игру.</w:t>
-      </w:r>
-    </w:p>
-    <w:p>
-      <w:pPr>
-        <w:pStyle w:val="Normal"/>
-        <w:spacing w:before="0" w:after="240"/>
-        <w:ind w:firstLine="709" w:start="-284"/>
-        <w:jc w:val="both"/>
-        <w:rPr/>
-      </w:pPr>
-      <w:r>
-        <w:rPr/>
-        <w:t>Структура GameSettings хранит параметры игры: максимальное количество игроков, время на придумывание темы и время на выполнение раунда верстки. Эти параметры задаются в лобби и используются сервером при запуске таймеров.</w:t>
-      </w:r>
-    </w:p>
-    <w:p>
-      <w:pPr>
-        <w:pStyle w:val="Normal"/>
-        <w:spacing w:before="0" w:after="240"/>
-        <w:ind w:firstLine="709" w:start="-284"/>
-        <w:jc w:val="both"/>
-        <w:rPr/>
-      </w:pPr>
-      <w:r>
-        <w:rPr/>
-        <w:t>Структура Topic хранит тему сайта, предложенную игроком. Структура Submission хранит результат работы игрока в конкретном раунде: HTML, CSS и JavaScript. Для передачи задания конкретному игроку используется структура Assignment, в которой может находиться исходная тема или код предыдущей работы.</w:t>
-      </w:r>
-    </w:p>
-    <w:p>
-      <w:pPr>
-        <w:pStyle w:val="Normal"/>
-        <w:spacing w:before="0" w:after="240"/>
-        <w:ind w:firstLine="709" w:start="-284"/>
-        <w:jc w:val="both"/>
-        <w:rPr/>
-      </w:pPr>
-      <w:r>
-        <w:rPr/>
-        <w:t>Итоговые данные формируются через структуры TopicResult и SubmissionResult. Они нужны для страницы результатов, где каждая исходная тема отображается вместе со всеми версиями сайта, созданными по цепочке раундов.</w:t>
-      </w:r>
-    </w:p>
-    <w:p>
-      <w:pPr>
-        <w:pStyle w:val="Normal"/>
-        <w:spacing w:before="0" w:after="240"/>
-        <w:ind w:firstLine="709" w:start="-284"/>
-        <w:jc w:val="both"/>
-        <w:rPr/>
-      </w:pPr>
-      <w:r>
-        <w:rPr>
-          <w:b/>
-          <w:bCs/>
-        </w:rPr>
-        <w:t>HTTP-маршруты</w:t>
-      </w:r>
-    </w:p>
-    <w:p>
-      <w:pPr>
-        <w:pStyle w:val="Normal"/>
-        <w:spacing w:before="0" w:after="240"/>
-        <w:ind w:firstLine="709" w:start="-284"/>
-        <w:jc w:val="both"/>
-        <w:rPr/>
-      </w:pPr>
-      <w:r>
-        <w:rPr/>
-        <w:t>Для обработки запросов клиента используется фреймворк Gin. Все основные маршруты сгруппированы внутри префикса /api. Отдельный маршрут /ws/rooms/:code используется для подключения игрока к WebSocket-каналу комнаты.</w:t>
+        <w:t>RoomCodingRound   RoomStatus = "coding_round"</w:t>
       </w:r>
     </w:p>
     <w:p>
@@ -5074,24 +5124,15 @@
           <w:sz w:val="22"/>
           <w:szCs w:val="22"/>
         </w:rPr>
-        <w:t>api.POST("/rooms", handler.createRoom)</w:t>
-      </w:r>
-    </w:p>
-    <w:p>
-      <w:pPr>
-        <w:pStyle w:val="Normal"/>
-        <w:spacing w:before="0" w:after="240"/>
-        <w:ind w:firstLine="709" w:start="-284"/>
-        <w:jc w:val="both"/>
-        <w:rPr/>
-      </w:pPr>
+        <w:t xml:space="preserve">    </w:t>
+      </w:r>
       <w:r>
         <w:rPr>
           <w:rFonts w:ascii="Courier New" w:hAnsi="Courier New"/>
           <w:sz w:val="22"/>
           <w:szCs w:val="22"/>
         </w:rPr>
-        <w:t>api.GET("/rooms/:code", handler.getRoom)</w:t>
+        <w:t>RoomResults       RoomStatus = "results"</w:t>
       </w:r>
     </w:p>
     <w:p>
@@ -5108,7 +5149,96 @@
           <w:sz w:val="22"/>
           <w:szCs w:val="22"/>
         </w:rPr>
-        <w:t>api.POST("/rooms/:code/join", handler.joinRoom)</w:t>
+        <w:t>)</w:t>
+      </w:r>
+    </w:p>
+    <w:p>
+      <w:pPr>
+        <w:pStyle w:val="Normal"/>
+        <w:spacing w:before="0" w:after="240"/>
+        <w:ind w:firstLine="709" w:start="-284"/>
+        <w:jc w:val="both"/>
+        <w:rPr/>
+      </w:pPr>
+      <w:r>
+        <w:rPr/>
+        <w:t xml:space="preserve">Структура Player описывает участника игры. Она содержит идентификатор игрока, идентификатор комнаты, имя и </w:t>
+      </w:r>
+      <w:r>
+        <w:rPr/>
+        <w:t>знак</w:t>
+      </w:r>
+      <w:r>
+        <w:rPr/>
+        <w:t xml:space="preserve"> ведущего. Ведущий игрок создается первым и получает право изменять настройки комнаты и запускать игру.</w:t>
+      </w:r>
+    </w:p>
+    <w:p>
+      <w:pPr>
+        <w:pStyle w:val="Normal"/>
+        <w:spacing w:before="0" w:after="240"/>
+        <w:ind w:firstLine="709" w:start="-284"/>
+        <w:jc w:val="both"/>
+        <w:rPr/>
+      </w:pPr>
+      <w:r>
+        <w:rPr/>
+        <w:t>Структура GameSettings хранит параметры игры: максимальное количество игроков, время на придумывание темы и время на выполнение раунда верстки. Эти параметры задаются в лобби и используются сервером при запуске таймеров.</w:t>
+      </w:r>
+    </w:p>
+    <w:p>
+      <w:pPr>
+        <w:pStyle w:val="Normal"/>
+        <w:spacing w:before="0" w:after="240"/>
+        <w:ind w:firstLine="709" w:start="-284"/>
+        <w:jc w:val="both"/>
+        <w:rPr/>
+      </w:pPr>
+      <w:r>
+        <w:rPr/>
+        <w:t>Структура Topic хранит тему сайта, предложенную игроком. Структура Submission хранит результат работы игрока в конкретном раунде: HTML, CSS и JavaScript. Для передачи задания конкретному игроку используется структура Assignment, в которой может находиться исходная тема или код предыдущей работы.</w:t>
+      </w:r>
+    </w:p>
+    <w:p>
+      <w:pPr>
+        <w:pStyle w:val="Normal"/>
+        <w:spacing w:before="0" w:after="240"/>
+        <w:ind w:firstLine="709" w:start="-284"/>
+        <w:jc w:val="both"/>
+        <w:rPr/>
+      </w:pPr>
+      <w:r>
+        <w:rPr/>
+        <w:t>Итоговые данные формируются через структуры TopicResult и SubmissionResult. Они нужны для страницы результатов, где каждая исходная тема отображается вместе со всеми версиями сайта, созданными по цепочке раундов.</w:t>
+      </w:r>
+    </w:p>
+    <w:p>
+      <w:pPr>
+        <w:pStyle w:val="Normal"/>
+        <w:spacing w:before="0" w:after="240"/>
+        <w:ind w:firstLine="709" w:start="-284"/>
+        <w:jc w:val="both"/>
+        <w:rPr/>
+      </w:pPr>
+      <w:r>
+        <w:rPr>
+          <w:b/>
+          <w:bCs/>
+        </w:rPr>
+        <w:t>HTTP-маршруты</w:t>
+      </w:r>
+    </w:p>
+    <w:p>
+      <w:pPr>
+        <w:pStyle w:val="Normal"/>
+        <w:spacing w:before="0" w:after="240"/>
+        <w:ind w:firstLine="709" w:start="-284"/>
+        <w:jc w:val="both"/>
+        <w:rPr/>
+      </w:pPr>
+      <w:r>
+        <w:rPr/>
+        <w:t>Для обработки запросов клиента используется фреймворк Gin. Все основные маршруты сгруппированы внутри префикса /api. Отдельный маршрут /ws/rooms/:code используется для подключения игрока к WebSocket-каналу комнаты.</w:t>
       </w:r>
     </w:p>
     <w:p>
@@ -5125,7 +5255,7 @@
           <w:sz w:val="22"/>
           <w:szCs w:val="22"/>
         </w:rPr>
-        <w:t>api.PATCH("/rooms/:code/settings", handler.updateSettings)</w:t>
+        <w:t>api.POST("/rooms", handler.createRoom)</w:t>
       </w:r>
     </w:p>
     <w:p>
@@ -5142,7 +5272,7 @@
           <w:sz w:val="22"/>
           <w:szCs w:val="22"/>
         </w:rPr>
-        <w:t>api.POST("/rooms/:code/start", handler.startGame)</w:t>
+        <w:t>api.GET("/rooms/:code", handler.getRoom)</w:t>
       </w:r>
     </w:p>
     <w:p>
@@ -5159,7 +5289,7 @@
           <w:sz w:val="22"/>
           <w:szCs w:val="22"/>
         </w:rPr>
-        <w:t>api.POST("/rooms/:code/topics", handler.submitTopic)</w:t>
+        <w:t>api.POST("/rooms/:code/join", handler.joinRoom)</w:t>
       </w:r>
     </w:p>
     <w:p>
@@ -5176,7 +5306,7 @@
           <w:sz w:val="22"/>
           <w:szCs w:val="22"/>
         </w:rPr>
-        <w:t>api.GET("/rooms/:code/assignment", handler.getAssignment)</w:t>
+        <w:t>api.PATCH("/rooms/:code/settings", handler.updateSettings)</w:t>
       </w:r>
     </w:p>
     <w:p>
@@ -5193,7 +5323,7 @@
           <w:sz w:val="22"/>
           <w:szCs w:val="22"/>
         </w:rPr>
-        <w:t>api.POST("/rooms/:code/submissions", handler.submitCode)</w:t>
+        <w:t>api.POST("/rooms/:code/start", handler.startGame)</w:t>
       </w:r>
     </w:p>
     <w:p>
@@ -5210,101 +5340,7 @@
           <w:sz w:val="22"/>
           <w:szCs w:val="22"/>
         </w:rPr>
-        <w:t>api.GET("/rooms/:code/results", handler.getResults)</w:t>
-      </w:r>
-    </w:p>
-    <w:p>
-      <w:pPr>
-        <w:pStyle w:val="Normal"/>
-        <w:spacing w:before="0" w:after="240"/>
-        <w:ind w:firstLine="709" w:start="-284"/>
-        <w:jc w:val="both"/>
-        <w:rPr/>
-      </w:pPr>
-      <w:r>
-        <w:rPr/>
-        <w:t>Маршрут POST /api/rooms используется для создания комнаты. Клиент отправляет имя игрока, сервер генерирует уникальный код комнаты, создает первого игрока и назначает его ведущим. Код комнаты используется для приглашения других участников.</w:t>
-      </w:r>
-    </w:p>
-    <w:p>
-      <w:pPr>
-        <w:pStyle w:val="Normal"/>
-        <w:spacing w:before="0" w:after="240"/>
-        <w:ind w:firstLine="709" w:start="-284"/>
-        <w:jc w:val="both"/>
-        <w:rPr/>
-      </w:pPr>
-      <w:r>
-        <w:rPr/>
-        <w:t>Маршрут POST /api/rooms/:code/join позволяет новому игроку подключиться к уже созданной комнате. Сервер проверяет, существует ли комната, не началась ли игра и не превышено ли максимальное количество участников.</w:t>
-      </w:r>
-    </w:p>
-    <w:p>
-      <w:pPr>
-        <w:pStyle w:val="Normal"/>
-        <w:spacing w:before="0" w:after="240"/>
-        <w:ind w:firstLine="709" w:start="-284"/>
-        <w:jc w:val="both"/>
-        <w:rPr/>
-      </w:pPr>
-      <w:r>
-        <w:rPr/>
-        <w:t>Маршрут PATCH /api/rooms/:code/settings используется для изменения настроек. Сервер дополнительно проверяет, что изменение выполняет именно ведущий игрок и что игра еще находится в состоянии лобби.</w:t>
-      </w:r>
-    </w:p>
-    <w:p>
-      <w:pPr>
-        <w:pStyle w:val="Normal"/>
-        <w:spacing w:before="0" w:after="240"/>
-        <w:ind w:firstLine="709" w:start="-284"/>
-        <w:jc w:val="both"/>
-        <w:rPr/>
-      </w:pPr>
-      <w:r>
-        <w:rPr/>
-        <w:t>Маршрут POST /api/rooms/:code/start запускает игру. Перед запуском сервер проверяет права ведущего и количество игроков. Если игроков меньше двух, старт игры запрещается, так как игровая механика требует обмена темами и работами между участниками.</w:t>
-      </w:r>
-    </w:p>
-    <w:p>
-      <w:pPr>
-        <w:pStyle w:val="Normal"/>
-        <w:spacing w:before="0" w:after="240"/>
-        <w:ind w:firstLine="709" w:start="-284"/>
-        <w:jc w:val="both"/>
-        <w:rPr/>
-      </w:pPr>
-      <w:r>
-        <w:rPr/>
-        <w:t>Маршруты для отправки тем и кода используются уже во время игры. После получения данных сервер сохраняет их в комнате, проверяет, все ли игроки завершили текущий этап, и при необходимости переводит игру к следующему состоянию.</w:t>
-      </w:r>
-    </w:p>
-    <w:p>
-      <w:pPr>
-        <w:pStyle w:val="Normal"/>
-        <w:spacing w:before="0" w:after="240"/>
-        <w:ind w:firstLine="709" w:start="-284"/>
-        <w:jc w:val="both"/>
-        <w:rPr/>
-      </w:pPr>
-      <w:r>
-        <w:rPr>
-          <w:b/>
-          <w:bCs/>
-        </w:rPr>
-        <w:t>Хранилище состояния игры</w:t>
-      </w:r>
-    </w:p>
-    <w:p>
-      <w:pPr>
-        <w:pStyle w:val="Normal"/>
-        <w:spacing w:before="0" w:after="240"/>
-        <w:ind w:firstLine="709" w:start="-284"/>
-        <w:jc w:val="both"/>
-        <w:rPr/>
-      </w:pPr>
-      <w:r>
-        <w:rPr/>
-        <w:t>В данной реализации состояние игры хранится в оперативной памяти сервера. Для этого используется структура MemoryStore, содержащая словарь комнат по их кодам. Такой вариант подходит для учебного проекта, так как позволяет сосредоточиться на игровой логике без подключения базы данных.</w:t>
+        <w:t>api.POST("/rooms/:code/topics", handler.submitTopic)</w:t>
       </w:r>
     </w:p>
     <w:p>
@@ -5321,7 +5357,7 @@
           <w:sz w:val="22"/>
           <w:szCs w:val="22"/>
         </w:rPr>
-        <w:t>type MemoryStore struct {</w:t>
+        <w:t>api.GET("/rooms/:code/assignment", handler.getAssignment)</w:t>
       </w:r>
     </w:p>
     <w:p>
@@ -5338,15 +5374,126 @@
           <w:sz w:val="22"/>
           <w:szCs w:val="22"/>
         </w:rPr>
-        <w:t xml:space="preserve">    </w:t>
-      </w:r>
+        <w:t>api.POST("/rooms/:code/submissions", handler.submitCode)</w:t>
+      </w:r>
+    </w:p>
+    <w:p>
+      <w:pPr>
+        <w:pStyle w:val="Normal"/>
+        <w:spacing w:before="0" w:after="240"/>
+        <w:ind w:firstLine="709" w:start="-284"/>
+        <w:jc w:val="both"/>
+        <w:rPr/>
+      </w:pPr>
       <w:r>
         <w:rPr>
           <w:rFonts w:ascii="Courier New" w:hAnsi="Courier New"/>
           <w:sz w:val="22"/>
           <w:szCs w:val="22"/>
         </w:rPr>
-        <w:t>RoomsByCode map[string]*models.Room</w:t>
+        <w:t>api.GET("/rooms/:code/results", handler.getResults)</w:t>
+      </w:r>
+    </w:p>
+    <w:p>
+      <w:pPr>
+        <w:pStyle w:val="Normal"/>
+        <w:spacing w:before="0" w:after="240"/>
+        <w:ind w:firstLine="709" w:start="-284"/>
+        <w:jc w:val="both"/>
+        <w:rPr/>
+      </w:pPr>
+      <w:r>
+        <w:rPr/>
+        <w:t>Маршрут POST /api/rooms используется для создания комнаты. Клиент отправляет имя игрока, сервер генерирует уникальный код комнаты, создает первого игрока и назначает его ведущим. Код комнаты используется для приглашения других участников.</w:t>
+      </w:r>
+    </w:p>
+    <w:p>
+      <w:pPr>
+        <w:pStyle w:val="Normal"/>
+        <w:spacing w:before="0" w:after="240"/>
+        <w:ind w:firstLine="709" w:start="-284"/>
+        <w:jc w:val="both"/>
+        <w:rPr/>
+      </w:pPr>
+      <w:r>
+        <w:rPr/>
+        <w:t>Маршрут POST /api/rooms/:code/join позволяет новому игроку подключиться к уже созданной комнате. Сервер проверяет, существует ли комната, не началась ли игра и не превышено ли максимальное количество участников.</w:t>
+      </w:r>
+    </w:p>
+    <w:p>
+      <w:pPr>
+        <w:pStyle w:val="Normal"/>
+        <w:spacing w:before="0" w:after="240"/>
+        <w:ind w:firstLine="709" w:start="-284"/>
+        <w:jc w:val="both"/>
+        <w:rPr/>
+      </w:pPr>
+      <w:r>
+        <w:rPr/>
+        <w:t>Маршрут PATCH /api/rooms/:code/settings используется для изменения настроек. Сервер дополнительно проверяет, что изменение выполняет именно ведущий игрок и что игра еще находится в состоянии лобби.</w:t>
+      </w:r>
+    </w:p>
+    <w:p>
+      <w:pPr>
+        <w:pStyle w:val="Normal"/>
+        <w:spacing w:before="0" w:after="240"/>
+        <w:ind w:firstLine="709" w:start="-284"/>
+        <w:jc w:val="both"/>
+        <w:rPr/>
+      </w:pPr>
+      <w:r>
+        <w:rPr/>
+        <w:t>Маршрут POST /api/rooms/:code/start запускает игру. Перед запуском сервер проверяет права ведущего и количество игроков. Если игроков меньше двух, старт игры запрещается, так как игровая механика требует обмена темами и работами между участниками.</w:t>
+      </w:r>
+    </w:p>
+    <w:p>
+      <w:pPr>
+        <w:pStyle w:val="Normal"/>
+        <w:spacing w:before="0" w:after="240"/>
+        <w:ind w:firstLine="709" w:start="-284"/>
+        <w:jc w:val="both"/>
+        <w:rPr/>
+      </w:pPr>
+      <w:r>
+        <w:rPr/>
+        <w:t>Маршруты для отправки тем и кода используются уже во время игры. После получения данных сервер сохраняет их в комнате, проверяет, все ли игроки завершили текущий этап, и при необходимости переводит игру к следующему состоянию.</w:t>
+      </w:r>
+    </w:p>
+    <w:p>
+      <w:pPr>
+        <w:pStyle w:val="Normal"/>
+        <w:spacing w:before="0" w:after="240"/>
+        <w:ind w:firstLine="709" w:start="-284"/>
+        <w:jc w:val="both"/>
+        <w:rPr/>
+      </w:pPr>
+      <w:r>
+        <w:rPr>
+          <w:b/>
+          <w:bCs/>
+        </w:rPr>
+        <w:t>Хранилище состояния игры</w:t>
+      </w:r>
+    </w:p>
+    <w:p>
+      <w:pPr>
+        <w:pStyle w:val="Normal"/>
+        <w:spacing w:before="0" w:after="240"/>
+        <w:ind w:firstLine="709" w:start="-284"/>
+        <w:jc w:val="both"/>
+        <w:rPr/>
+      </w:pPr>
+      <w:r>
+        <w:rPr/>
+        <w:t xml:space="preserve">В данной реализации состояние игры хранится в оперативной памяти сервера. Для этого используется структура MemoryStore, содержащая </w:t>
+      </w:r>
+      <w:r>
+        <w:rPr/>
+        <w:t>хеш-таблицу</w:t>
+      </w:r>
+      <w:r>
+        <w:rPr/>
+        <w:t xml:space="preserve"> комнат по их кодам. Такой вариант подходит для учебного проекта, так как позволяет сосредоточиться на игровой логике без подключения базы данных.</w:t>
       </w:r>
     </w:p>
     <w:p>
@@ -5363,223 +5510,32 @@
           <w:sz w:val="22"/>
           <w:szCs w:val="22"/>
         </w:rPr>
-        <w:t xml:space="preserve">    </w:t>
-      </w:r>
+        <w:t>type MemoryStore struct {</w:t>
+      </w:r>
+    </w:p>
+    <w:p>
+      <w:pPr>
+        <w:pStyle w:val="Normal"/>
+        <w:spacing w:before="0" w:after="240"/>
+        <w:ind w:firstLine="709" w:start="-284"/>
+        <w:jc w:val="both"/>
+        <w:rPr/>
+      </w:pPr>
       <w:r>
         <w:rPr>
           <w:rFonts w:ascii="Courier New" w:hAnsi="Courier New"/>
           <w:sz w:val="22"/>
           <w:szCs w:val="22"/>
         </w:rPr>
-        <w:t>Mu          sync.RWMutex</w:t>
-      </w:r>
-    </w:p>
-    <w:p>
-      <w:pPr>
-        <w:pStyle w:val="Normal"/>
-        <w:spacing w:before="0" w:after="240"/>
-        <w:ind w:firstLine="709" w:start="-284"/>
-        <w:jc w:val="both"/>
-        <w:rPr/>
-      </w:pPr>
+        <w:t xml:space="preserve">    </w:t>
+      </w:r>
       <w:r>
         <w:rPr>
           <w:rFonts w:ascii="Courier New" w:hAnsi="Courier New"/>
           <w:sz w:val="22"/>
           <w:szCs w:val="22"/>
         </w:rPr>
-        <w:t>}</w:t>
-      </w:r>
-    </w:p>
-    <w:p>
-      <w:pPr>
-        <w:pStyle w:val="Normal"/>
-        <w:spacing w:before="0" w:after="240"/>
-        <w:ind w:firstLine="709" w:start="-284"/>
-        <w:jc w:val="both"/>
-        <w:rPr/>
-      </w:pPr>
-      <w:r>
-        <w:rPr/>
-        <w:t>Так как к серверу могут одновременно обращаться несколько игроков, доступ к хранилищу защищается при помощи sync.RWMutex. При изменении комнаты используется блокировка записи, а при простом чтении — блокировка чтения. Это снижает риск некорректного изменения данных при одновременных запросах.</w:t>
-      </w:r>
-    </w:p>
-    <w:p>
-      <w:pPr>
-        <w:pStyle w:val="Normal"/>
-        <w:spacing w:before="0" w:after="240"/>
-        <w:ind w:firstLine="709" w:start="-284"/>
-        <w:jc w:val="both"/>
-        <w:rPr/>
-      </w:pPr>
-      <w:r>
-        <w:rPr/>
-        <w:t>Ограничение такого подхода заключается в том, что после перезапуска сервера все комнаты исчезают. Для промышленной версии приложения можно было бы подключить базу данных, однако для курсовой работы in-memory хранилище является достаточным решением.</w:t>
-      </w:r>
-    </w:p>
-    <w:p>
-      <w:pPr>
-        <w:pStyle w:val="Normal"/>
-        <w:spacing w:before="0" w:after="240"/>
-        <w:ind w:firstLine="709" w:start="-284"/>
-        <w:jc w:val="both"/>
-        <w:rPr/>
-      </w:pPr>
-      <w:r>
-        <w:rPr>
-          <w:b/>
-          <w:bCs/>
-        </w:rPr>
-        <w:t>Игровой сервис</w:t>
-      </w:r>
-    </w:p>
-    <w:p>
-      <w:pPr>
-        <w:pStyle w:val="Normal"/>
-        <w:spacing w:before="0" w:after="240"/>
-        <w:ind w:firstLine="709" w:start="-284"/>
-        <w:jc w:val="both"/>
-        <w:rPr/>
-      </w:pPr>
-      <w:r>
-        <w:rPr/>
-        <w:t>Основная логика игры находится в GameService. Этот сервис работает с хранилищем комнат, WebSocket-хабом и настройками времени. Он содержит методы создания комнаты, подключения игрока, обновления настроек, запуска игры, отправки тем, запуска раундов, сохранения кода и формирования результатов.</w:t>
-      </w:r>
-    </w:p>
-    <w:p>
-      <w:pPr>
-        <w:pStyle w:val="Normal"/>
-        <w:spacing w:before="0" w:after="240"/>
-        <w:ind w:firstLine="709" w:start="-284"/>
-        <w:jc w:val="both"/>
-        <w:rPr/>
-      </w:pPr>
-      <w:r>
-        <w:rPr/>
-        <w:t>При создании комнаты сервер очищает имя игрока от лишних пробелов, проверяет его наличие, генерирует код комнаты и создает структуру Room. Первый игрок автоматически становится ведущим. Для генерации идентификаторов используется библиотека google/uuid.</w:t>
-      </w:r>
-    </w:p>
-    <w:p>
-      <w:pPr>
-        <w:pStyle w:val="Normal"/>
-        <w:spacing w:before="0" w:after="240"/>
-        <w:ind w:firstLine="709" w:start="-284"/>
-        <w:jc w:val="both"/>
-        <w:rPr/>
-      </w:pPr>
-      <w:r>
-        <w:rPr/>
-        <w:t>При запуске игры комната переводится из состояния lobby в writing_topics. Одновременно очищаются старые темы, отправки и задания, после чего запускается таймер написания тем. Сервер рассылает участникам событие game_started и обновленное состояние комнаты.</w:t>
-      </w:r>
-    </w:p>
-    <w:p>
-      <w:pPr>
-        <w:pStyle w:val="Normal"/>
-        <w:spacing w:before="0" w:after="240"/>
-        <w:ind w:firstLine="709" w:start="-284"/>
-        <w:jc w:val="both"/>
-        <w:rPr/>
-      </w:pPr>
-      <w:r>
-        <w:rPr/>
-        <w:t>Этап написания тем завершается двумя способами: когда все игроки отправили темы или когда истекло время таймера. Если кто-то не успел отправить тему, сервер автоматически создает резервную тему от имени этого игрока. Это позволяет игре продолжаться без остановки.</w:t>
-      </w:r>
-    </w:p>
-    <w:p>
-      <w:pPr>
-        <w:pStyle w:val="Normal"/>
-        <w:spacing w:before="0" w:after="240"/>
-        <w:ind w:firstLine="709" w:start="-284"/>
-        <w:jc w:val="both"/>
-        <w:rPr/>
-      </w:pPr>
-      <w:r>
-        <w:rPr/>
-        <w:t>После завершения этапа тем сервер запускает первый раунд верстки. На первом раунде игрок получает текст темы. На следующих раундах игрок получает уже не тему, а HTML/CSS/JavaScript-код предыдущей работы. Такой механизм формирует цепочку изменений и реализует идею «испорченного телефона» в формате веб-верстки.</w:t>
-      </w:r>
-    </w:p>
-    <w:p>
-      <w:pPr>
-        <w:pStyle w:val="Normal"/>
-        <w:spacing w:before="0" w:after="240"/>
-        <w:ind w:firstLine="709" w:start="-284"/>
-        <w:jc w:val="both"/>
-        <w:rPr/>
-      </w:pPr>
-      <w:r>
-        <w:rPr>
-          <w:b/>
-          <w:bCs/>
-        </w:rPr>
-        <w:t>Распределение заданий</w:t>
-      </w:r>
-    </w:p>
-    <w:p>
-      <w:pPr>
-        <w:pStyle w:val="Normal"/>
-        <w:spacing w:before="0" w:after="240"/>
-        <w:ind w:firstLine="709" w:start="-284"/>
-        <w:jc w:val="both"/>
-        <w:rPr/>
-      </w:pPr>
-      <w:r>
-        <w:rPr/>
-        <w:t>Распределение заданий выполняется функцией buildAssignments. Она проходит по игрокам и темам в определенном порядке и формирует индивидуальное задание для каждого участника. В первом раунде задание содержит TopicText, а в последующих — код предыдущей отправки по той же теме.</w:t>
-      </w:r>
-    </w:p>
-    <w:p>
-      <w:pPr>
-        <w:pStyle w:val="Normal"/>
-        <w:spacing w:before="0" w:after="240"/>
-        <w:ind w:firstLine="709" w:start="-284"/>
-        <w:jc w:val="both"/>
-        <w:rPr/>
-      </w:pPr>
-      <w:r>
-        <w:rPr/>
-        <w:t>Для каждого игрока задание сохраняется в поле Assignments комнаты. Это поле не передается напрямую в JSON-ответ комнаты, потому что задания должны быть индивидуальными. Игрок получает только свое задание через отдельный маршрут GET /api/rooms/:code/assignment.</w:t>
-      </w:r>
-    </w:p>
-    <w:p>
-      <w:pPr>
-        <w:pStyle w:val="Normal"/>
-        <w:spacing w:before="0" w:after="240"/>
-        <w:ind w:firstLine="709" w:start="-284"/>
-        <w:jc w:val="both"/>
-        <w:rPr/>
-      </w:pPr>
-      <w:r>
-        <w:rPr/>
-        <w:t>Такой подход защищает игровой процесс от преждевременного просмотра чужих заданий и позволяет серверу контролировать, какой именно код должен получить каждый участник.</w:t>
-      </w:r>
-    </w:p>
-    <w:p>
-      <w:pPr>
-        <w:pStyle w:val="Normal"/>
-        <w:spacing w:before="0" w:after="240"/>
-        <w:ind w:firstLine="709" w:start="-284"/>
-        <w:jc w:val="both"/>
-        <w:rPr/>
-      </w:pPr>
-      <w:r>
-        <w:rPr>
-          <w:b/>
-          <w:bCs/>
-        </w:rPr>
-        <w:t>Таймеры этапов</w:t>
-      </w:r>
-    </w:p>
-    <w:p>
-      <w:pPr>
-        <w:pStyle w:val="Normal"/>
-        <w:spacing w:before="0" w:after="240"/>
-        <w:ind w:firstLine="709" w:start="-284"/>
-        <w:jc w:val="both"/>
-        <w:rPr/>
-      </w:pPr>
-      <w:r>
-        <w:rPr/>
-        <w:t>Для этапа написания тем и для каждого раунда верстки сервер запускает отдельный таймер. Таймер каждую секунду отправляет игрокам событие timer_tick с количеством оставшихся секунд. Если состояние комнаты изменилось раньше, таймер прекращает работу.</w:t>
+        <w:t>RoomsByCode map[string]*models.Room</w:t>
       </w:r>
     </w:p>
     <w:p>
@@ -5596,41 +5552,28 @@
           <w:sz w:val="22"/>
           <w:szCs w:val="22"/>
         </w:rPr>
-        <w:t>s.hub.Broadcast(strings.ToUpper(code), ws.Event{</w:t>
-      </w:r>
-    </w:p>
-    <w:p>
-      <w:pPr>
-        <w:pStyle w:val="Normal"/>
-        <w:spacing w:before="0" w:after="240"/>
-        <w:ind w:firstLine="709" w:start="-284"/>
-        <w:jc w:val="both"/>
-        <w:rPr/>
-      </w:pPr>
+        <w:t xml:space="preserve">    </w:t>
+      </w:r>
       <w:r>
         <w:rPr>
           <w:rFonts w:ascii="Courier New" w:hAnsi="Courier New"/>
           <w:sz w:val="22"/>
           <w:szCs w:val="22"/>
         </w:rPr>
-        <w:t xml:space="preserve">    </w:t>
-      </w:r>
-      <w:r>
+        <w:t>Mu          sync.RWMutex</w:t>
+      </w:r>
+    </w:p>
+    <w:p>
+      <w:pPr>
+        <w:pStyle w:val="Normal"/>
+        <w:spacing w:before="0" w:after="240"/>
+        <w:ind w:firstLine="709" w:start="-284"/>
+        <w:jc w:val="both"/>
         <w:rPr>
           <w:rFonts w:ascii="Courier New" w:hAnsi="Courier New"/>
           <w:sz w:val="22"/>
           <w:szCs w:val="22"/>
         </w:rPr>
-        <w:t>Type: "timer_tick",</w:t>
-      </w:r>
-    </w:p>
-    <w:p>
-      <w:pPr>
-        <w:pStyle w:val="Normal"/>
-        <w:spacing w:before="0" w:after="240"/>
-        <w:ind w:firstLine="709" w:start="-284"/>
-        <w:jc w:val="both"/>
-        <w:rPr/>
       </w:pPr>
       <w:r>
         <w:rPr>
@@ -5638,24 +5581,23 @@
           <w:sz w:val="22"/>
           <w:szCs w:val="22"/>
         </w:rPr>
-        <w:t xml:space="preserve">    </w:t>
-      </w:r>
-      <w:r>
+        <w:t>}</w:t>
+      </w:r>
+      <w:r>
+        <w:br w:type="page"/>
+      </w:r>
+    </w:p>
+    <w:p>
+      <w:pPr>
+        <w:pStyle w:val="Normal"/>
+        <w:spacing w:before="0" w:after="240"/>
+        <w:ind w:firstLine="709" w:start="-284"/>
+        <w:jc w:val="both"/>
         <w:rPr>
           <w:rFonts w:ascii="Courier New" w:hAnsi="Courier New"/>
           <w:sz w:val="22"/>
           <w:szCs w:val="22"/>
         </w:rPr>
-        <w:t>Payload: map[string]int{"secondsLeft": left},</w:t>
-      </w:r>
-    </w:p>
-    <w:p>
-      <w:pPr>
-        <w:pStyle w:val="Normal"/>
-        <w:spacing w:before="0" w:after="240"/>
-        <w:ind w:firstLine="709" w:start="-284"/>
-        <w:jc w:val="both"/>
-        <w:rPr/>
       </w:pPr>
       <w:r>
         <w:rPr>
@@ -5663,33 +5605,6 @@
           <w:sz w:val="22"/>
           <w:szCs w:val="22"/>
         </w:rPr>
-        <w:t>})</w:t>
-      </w:r>
-    </w:p>
-    <w:p>
-      <w:pPr>
-        <w:pStyle w:val="Normal"/>
-        <w:spacing w:before="0" w:after="240"/>
-        <w:ind w:firstLine="709" w:start="-284"/>
-        <w:jc w:val="both"/>
-        <w:rPr/>
-      </w:pPr>
-      <w:r>
-        <w:rPr/>
-        <w:t>Когда значение таймера достигает нуля, сервер автоматически завершает текущий этап. Если это этап тем, вызывается FinishTopicWritingPhase. Если это раунд верстки, вызывается FinishCodingRound.</w:t>
-      </w:r>
-    </w:p>
-    <w:p>
-      <w:pPr>
-        <w:pStyle w:val="Normal"/>
-        <w:spacing w:before="0" w:after="240"/>
-        <w:ind w:firstLine="709" w:start="-284"/>
-        <w:jc w:val="both"/>
-        <w:rPr/>
-      </w:pPr>
-      <w:r>
-        <w:rPr/>
-        <w:t>Если игрок не отправил код до завершения раунда, сервер создает резервную отправку. В нее помещается предыдущий код или простая HTML-страница с сообщением о том, что игрок не успел завершить раунд. Благодаря этому цепочка работ не обрывается.</w:t>
       </w:r>
     </w:p>
     <w:p>
@@ -5705,7 +5620,7 @@
           <w:b/>
           <w:bCs/>
         </w:rPr>
-        <w:t>WebSocket-обмен</w:t>
+        <w:t>Игровой сервис</w:t>
       </w:r>
     </w:p>
     <w:p>
@@ -5718,7 +5633,7 @@
       </w:pPr>
       <w:r>
         <w:rPr/>
-        <w:t>Для обновления состояния игры в реальном времени используется WebSocket. После входа в комнату клиент открывает соединение по адресу /ws/rooms/:code и передает идентификатор игрока в query-параметре playerId. На сервере соединение преобразуется в WebSocket через Gorilla WebSocket.</w:t>
+        <w:t>Основная логика игры находится в GameService. Он содержит методы создания комнаты, подключения игрока, обновления настроек, запуска игры, отправки тем, запуска раундов, сохранения кода и формирования результатов.</w:t>
       </w:r>
     </w:p>
     <w:p>
@@ -5731,7 +5646,7 @@
       </w:pPr>
       <w:r>
         <w:rPr/>
-        <w:t>Для управления подключениями используется Hub. Он хранит список клиентов по комнатам и умеет отправлять событие всем участникам комнаты или конкретному игроку. Это необходимо, потому что общее состояние комнаты рассылается всем, а задание раунда отправляется каждому игроку отдельно.</w:t>
+        <w:t>При создании комнаты сервер очищает имя игрока от лишних пробелов, проверяет его наличие, генерирует код комнаты и создает структуру Room. Первый игрок автоматически становится ведущим. Для генерации идентификаторов используется библиотека google/uuid.</w:t>
       </w:r>
     </w:p>
     <w:p>
@@ -5744,7 +5659,7 @@
       </w:pPr>
       <w:r>
         <w:rPr/>
-        <w:t>Основные события WebSocket:</w:t>
+        <w:t>При запуске игры комната переводится из состояния lobby в writing_topics. Одновременно очищаются старые темы, отправки и задания, после чего запускается таймер написания тем. Сервер рассылает участникам событие game_started и обновленное состояние комнаты.</w:t>
       </w:r>
     </w:p>
     <w:p>
@@ -5757,11 +5672,7 @@
       </w:pPr>
       <w:r>
         <w:rPr/>
-        <w:t xml:space="preserve">• </w:t>
-      </w:r>
-      <w:r>
-        <w:rPr/>
-        <w:t>room_updated — обновление общего состояния комнаты;</w:t>
+        <w:t>Этап написания тем завершается двумя способами: когда все игроки отправили темы или когда истекло время таймера. Если кто-то не успел отправить тему, сервер автоматически создает резервную тему от имени этого игрока. Это позволяет игре продолжаться без остановки.</w:t>
       </w:r>
     </w:p>
     <w:p>
@@ -5774,11 +5685,10 @@
       </w:pPr>
       <w:r>
         <w:rPr/>
-        <w:t xml:space="preserve">• </w:t>
-      </w:r>
-      <w:r>
-        <w:rPr/>
-        <w:t>timer_tick — обновление таймера;</w:t>
+        <w:t>После завершения этапа тем сервер запускает первый раунд верстки. На первом раунде игрок получает текст темы. На следующих раундах игрок получает уже не тему, а HTML/CSS/JavaScript-код предыдущей работы. Такой механизм формирует цепочку изменений и реализует идею «испорченного телефона» в формате веб-верстки.</w:t>
+      </w:r>
+      <w:r>
+        <w:br w:type="page"/>
       </w:r>
     </w:p>
     <w:p>
@@ -5791,58 +5701,6 @@
       </w:pPr>
       <w:r>
         <w:rPr/>
-        <w:t xml:space="preserve">• </w:t>
-      </w:r>
-      <w:r>
-        <w:rPr/>
-        <w:t>round_started — начало раунда и выдача задания игроку;</w:t>
-      </w:r>
-    </w:p>
-    <w:p>
-      <w:pPr>
-        <w:pStyle w:val="Normal"/>
-        <w:spacing w:before="0" w:after="240"/>
-        <w:ind w:firstLine="709" w:start="-284"/>
-        <w:jc w:val="both"/>
-        <w:rPr/>
-      </w:pPr>
-      <w:r>
-        <w:rPr/>
-        <w:t xml:space="preserve">• </w:t>
-      </w:r>
-      <w:r>
-        <w:rPr/>
-        <w:t>game_finished — завершение игры и переход к результатам;</w:t>
-      </w:r>
-    </w:p>
-    <w:p>
-      <w:pPr>
-        <w:pStyle w:val="Normal"/>
-        <w:spacing w:before="0" w:after="240"/>
-        <w:ind w:firstLine="709" w:start="-284"/>
-        <w:jc w:val="both"/>
-        <w:rPr/>
-      </w:pPr>
-      <w:r>
-        <w:rPr/>
-        <w:t xml:space="preserve">• </w:t>
-      </w:r>
-      <w:r>
-        <w:rPr/>
-        <w:t>submission_received — уведомление о получении работы игрока.</w:t>
-      </w:r>
-    </w:p>
-    <w:p>
-      <w:pPr>
-        <w:pStyle w:val="Normal"/>
-        <w:spacing w:before="0" w:after="240"/>
-        <w:ind w:firstLine="709" w:start="-284"/>
-        <w:jc w:val="both"/>
-        <w:rPr/>
-      </w:pPr>
-      <w:r>
-        <w:rPr/>
-        <w:t>Использование WebSocket позволяет не выполнять постоянные HTTP-запросы с клиента. Сервер сам сообщает участникам об изменениях, поэтому интерфейс игроков синхронизируется быстрее и удобнее.</w:t>
       </w:r>
     </w:p>
     <w:p>
@@ -5858,7 +5716,7 @@
           <w:b/>
           <w:bCs/>
         </w:rPr>
-        <w:t>Формирование результатов</w:t>
+        <w:t>Распределение заданий</w:t>
       </w:r>
     </w:p>
     <w:p>
@@ -5871,7 +5729,7 @@
       </w:pPr>
       <w:r>
         <w:rPr/>
-        <w:t>После завершения последнего раунда комната переводится в состояние results. Метод GetResults собирает данные по каждой исходной теме. Для темы определяется автор, после чего выбираются все отправки, относящиеся к этой теме. Отправки сортируются по номеру раунда, чтобы на клиенте можно было показать правильную последовательность изменений.</w:t>
+        <w:t>Распределение заданий выполняется функцией buildAssignments. Она проходит по игрокам и темам в определенном порядке и формирует индивидуальное задание для каждого участника. В первом раунде задание содержит TopicText, а в последующих — код предыдущей отправки по той же теме.</w:t>
       </w:r>
     </w:p>
     <w:p>
@@ -5884,7 +5742,20 @@
       </w:pPr>
       <w:r>
         <w:rPr/>
-        <w:t>Результат возвращается клиенту в виде массива TopicResult. Каждый элемент содержит исходную тему, автора и список работ. Клиентская часть отображает каждую работу через iframe, что позволяет увидеть итоговую HTML/CSS/JavaScript-страницу прямо на странице результатов.</w:t>
+        <w:t>Для каждого игрока задание сохраняется в поле Assignments комнаты. Это поле не передается напрямую в JSON-ответ комнаты, потому что задания должны быть индивидуальными. Игрок получает только свое задание через отдельный маршрут GET /api/rooms/:code/assignment.</w:t>
+      </w:r>
+    </w:p>
+    <w:p>
+      <w:pPr>
+        <w:pStyle w:val="Normal"/>
+        <w:spacing w:before="0" w:after="240"/>
+        <w:ind w:firstLine="709" w:start="-284"/>
+        <w:jc w:val="both"/>
+        <w:rPr/>
+      </w:pPr>
+      <w:r>
+        <w:rPr/>
+        <w:t>Такой подход защищает игровой процесс от преждевременного просмотра чужих заданий и позволяет серверу контролировать, какой именно код должен получить каждый участник.</w:t>
       </w:r>
     </w:p>
     <w:p>
@@ -5900,7 +5771,7 @@
           <w:b/>
           <w:bCs/>
         </w:rPr>
-        <w:t>Обработка ошибок и ограничений</w:t>
+        <w:t>Таймеры этапов</w:t>
       </w:r>
     </w:p>
     <w:p>
@@ -5913,7 +5784,7 @@
       </w:pPr>
       <w:r>
         <w:rPr/>
-        <w:t>Сервер проверяет основные ошибки игрового процесса. Например, запрещается создавать комнату без имени, подключаться к несуществующей комнате, входить в комнату после старта игры, запускать игру без достаточного количества игроков, изменять настройки не ведущему игроку и отправлять тему или код в неподходящий этап игры.</w:t>
+        <w:t>Для этапа написания тем и для каждого раунда верстки сервер запускает отдельный таймер. Таймер каждую секунду отправляет игрокам событие timer_tick с количеством оставшихся секунд. Если состояние комнаты изменилось раньше, таймер прекращает работу.</w:t>
       </w:r>
     </w:p>
     <w:p>
@@ -5925,8 +5796,12 @@
         <w:rPr/>
       </w:pPr>
       <w:r>
-        <w:rPr/>
-        <w:t>Для ответа клиенту используются JSON-сообщения. Если действие выполнено успешно, сервер возвращает данные комнаты, игрока, задания или результатов. Если действие невозможно, клиент получает сообщение об ошибке. Это упрощает отображение ошибок на фронтенде.</w:t>
+        <w:rPr>
+          <w:rFonts w:ascii="Courier New" w:hAnsi="Courier New"/>
+          <w:sz w:val="22"/>
+          <w:szCs w:val="22"/>
+        </w:rPr>
+        <w:t>s.hub.Broadcast(strings.ToUpper(code), ws.Event{</w:t>
       </w:r>
     </w:p>
     <w:p>
@@ -5938,8 +5813,88 @@
         <w:rPr/>
       </w:pPr>
       <w:r>
-        <w:rPr/>
-        <w:t>Также на сервере настроен CORS middleware. Он позволяет клиентской части обращаться к серверу с указанного адреса frontend-приложения. Адрес клиента, порт сервера и значения таймеров загружаются из переменных окружения через godotenv.</w:t>
+        <w:rPr>
+          <w:rFonts w:ascii="Courier New" w:hAnsi="Courier New"/>
+          <w:sz w:val="22"/>
+          <w:szCs w:val="22"/>
+        </w:rPr>
+        <w:t xml:space="preserve">    </w:t>
+      </w:r>
+      <w:r>
+        <w:rPr>
+          <w:rFonts w:ascii="Courier New" w:hAnsi="Courier New"/>
+          <w:sz w:val="22"/>
+          <w:szCs w:val="22"/>
+        </w:rPr>
+        <w:t>Type: "timer_tick",</w:t>
+      </w:r>
+    </w:p>
+    <w:p>
+      <w:pPr>
+        <w:pStyle w:val="Normal"/>
+        <w:spacing w:before="0" w:after="240"/>
+        <w:ind w:firstLine="709" w:start="-284"/>
+        <w:jc w:val="both"/>
+        <w:rPr/>
+      </w:pPr>
+      <w:r>
+        <w:rPr>
+          <w:rFonts w:ascii="Courier New" w:hAnsi="Courier New"/>
+          <w:sz w:val="22"/>
+          <w:szCs w:val="22"/>
+        </w:rPr>
+        <w:t xml:space="preserve">    </w:t>
+      </w:r>
+      <w:r>
+        <w:rPr>
+          <w:rFonts w:ascii="Courier New" w:hAnsi="Courier New"/>
+          <w:sz w:val="22"/>
+          <w:szCs w:val="22"/>
+        </w:rPr>
+        <w:t>Payload: map[string]int{"secondsLeft": left},</w:t>
+      </w:r>
+    </w:p>
+    <w:p>
+      <w:pPr>
+        <w:pStyle w:val="Normal"/>
+        <w:spacing w:before="0" w:after="240"/>
+        <w:ind w:firstLine="709" w:start="-284"/>
+        <w:jc w:val="both"/>
+        <w:rPr/>
+      </w:pPr>
+      <w:r>
+        <w:rPr>
+          <w:rFonts w:ascii="Courier New" w:hAnsi="Courier New"/>
+          <w:sz w:val="22"/>
+          <w:szCs w:val="22"/>
+        </w:rPr>
+        <w:t>})</w:t>
+      </w:r>
+    </w:p>
+    <w:p>
+      <w:pPr>
+        <w:pStyle w:val="Normal"/>
+        <w:spacing w:before="0" w:after="240"/>
+        <w:ind w:firstLine="709" w:start="-284"/>
+        <w:jc w:val="both"/>
+        <w:rPr/>
+      </w:pPr>
+      <w:r>
+        <w:rPr/>
+        <w:t>Когда значение таймера достигает нуля, сервер автоматически завершает текущий этап. Если это этап тем, вызывается FinishTopicWritingPhase. Если это раунд верстки, вызывается FinishCodingRound.</w:t>
+      </w:r>
+    </w:p>
+    <w:p>
+      <w:pPr>
+        <w:pStyle w:val="Normal"/>
+        <w:spacing w:before="0" w:after="240"/>
+        <w:ind w:firstLine="709" w:start="-284"/>
+        <w:jc w:val="both"/>
+        <w:rPr/>
+      </w:pPr>
+      <w:r>
+        <w:rPr/>
+        <w:t>Если игрок не отправил код до завершения раунда, сервер создает резервную отправку. В нее помещается предыдущий код или простая HTML-страница с сообщением о том, что игрок не успел завершить раунд. Благодаря этому цепочка работ не обрывается.</w:t>
       </w:r>
     </w:p>
     <w:p>
@@ -5955,7 +5910,7 @@
           <w:b/>
           <w:bCs/>
         </w:rPr>
-        <w:t>Вывод по реализации серверной части</w:t>
+        <w:t>WebSocket-обмен</w:t>
       </w:r>
     </w:p>
     <w:p>
@@ -5968,7 +5923,188 @@
       </w:pPr>
       <w:r>
         <w:rPr/>
-        <w:t>Таким образом, серверная часть «Layout Phone» обеспечивает всю основную игровую механику: создание комнат, подключение игроков, настройку параметров, запуск этапов, распределение заданий, сохранение тем и кода, работу таймеров, WebSocket-рассылку событий и формирование результатов. Реализация на Go 1.22 с использованием Gin и Gorilla WebSocket позволяет организовать быстрый обмен данными и поддерживать многопользовательский игровой процесс в реальном времени.</w:t>
+        <w:t>Для обновления состояния игры в реальном времени используется WebSocket. После входа в комнату клиент открывает соединение по адресу /ws/rooms/:code и передает идентификатор игрока в query-параметре playerId. На сервере соединение преобразуется в WebSocket через Gorilla WebSocket.</w:t>
+      </w:r>
+    </w:p>
+    <w:p>
+      <w:pPr>
+        <w:pStyle w:val="Normal"/>
+        <w:spacing w:before="0" w:after="240"/>
+        <w:ind w:firstLine="709" w:start="-284"/>
+        <w:jc w:val="both"/>
+        <w:rPr/>
+      </w:pPr>
+      <w:r>
+        <w:rPr/>
+        <w:t>Для управления подключениями используется Hub. Он хранит список клиентов по комнатам и умеет отправлять событие всем участникам комнаты или конкретному игроку. Это необходимо, потому что общее состояние комнаты рассылается всем, а задание раунда отправляется каждому игроку отдельно.</w:t>
+      </w:r>
+    </w:p>
+    <w:p>
+      <w:pPr>
+        <w:pStyle w:val="Normal"/>
+        <w:spacing w:before="0" w:after="240"/>
+        <w:ind w:firstLine="709" w:start="-284"/>
+        <w:jc w:val="both"/>
+        <w:rPr/>
+      </w:pPr>
+      <w:r>
+        <w:rPr/>
+        <w:t>Основные события WebSocket:</w:t>
+      </w:r>
+    </w:p>
+    <w:p>
+      <w:pPr>
+        <w:pStyle w:val="Normal"/>
+        <w:spacing w:before="0" w:after="240"/>
+        <w:ind w:firstLine="709" w:start="-284"/>
+        <w:jc w:val="both"/>
+        <w:rPr/>
+      </w:pPr>
+      <w:r>
+        <w:rPr/>
+        <w:t xml:space="preserve">• </w:t>
+      </w:r>
+      <w:r>
+        <w:rPr/>
+        <w:t>room_updated — обновление общего состояния комнаты;</w:t>
+      </w:r>
+    </w:p>
+    <w:p>
+      <w:pPr>
+        <w:pStyle w:val="Normal"/>
+        <w:spacing w:before="0" w:after="240"/>
+        <w:ind w:firstLine="709" w:start="-284"/>
+        <w:jc w:val="both"/>
+        <w:rPr/>
+      </w:pPr>
+      <w:r>
+        <w:rPr/>
+        <w:t xml:space="preserve">• </w:t>
+      </w:r>
+      <w:r>
+        <w:rPr/>
+        <w:t>timer_tick — обновление таймера;</w:t>
+      </w:r>
+    </w:p>
+    <w:p>
+      <w:pPr>
+        <w:pStyle w:val="Normal"/>
+        <w:spacing w:before="0" w:after="240"/>
+        <w:ind w:firstLine="709" w:start="-284"/>
+        <w:jc w:val="both"/>
+        <w:rPr/>
+      </w:pPr>
+      <w:r>
+        <w:rPr/>
+        <w:t xml:space="preserve">• </w:t>
+      </w:r>
+      <w:r>
+        <w:rPr/>
+        <w:t>round_started — начало раунда и выдача задания игроку;</w:t>
+      </w:r>
+    </w:p>
+    <w:p>
+      <w:pPr>
+        <w:pStyle w:val="Normal"/>
+        <w:spacing w:before="0" w:after="240"/>
+        <w:ind w:firstLine="709" w:start="-284"/>
+        <w:jc w:val="both"/>
+        <w:rPr/>
+      </w:pPr>
+      <w:r>
+        <w:rPr/>
+        <w:t xml:space="preserve">• </w:t>
+      </w:r>
+      <w:r>
+        <w:rPr/>
+        <w:t>game_finished — завершение игры и переход к результатам;</w:t>
+      </w:r>
+    </w:p>
+    <w:p>
+      <w:pPr>
+        <w:pStyle w:val="Normal"/>
+        <w:spacing w:before="0" w:after="240"/>
+        <w:ind w:firstLine="709" w:start="-284"/>
+        <w:jc w:val="both"/>
+        <w:rPr/>
+      </w:pPr>
+      <w:r>
+        <w:rPr/>
+        <w:t xml:space="preserve">• </w:t>
+      </w:r>
+      <w:r>
+        <w:rPr/>
+        <w:t>submission_received — уведомление о получении работы игрока.</w:t>
+      </w:r>
+    </w:p>
+    <w:p>
+      <w:pPr>
+        <w:pStyle w:val="Normal"/>
+        <w:spacing w:before="0" w:after="240"/>
+        <w:ind w:firstLine="709" w:start="-284"/>
+        <w:jc w:val="both"/>
+        <w:rPr/>
+      </w:pPr>
+      <w:r>
+        <w:rPr/>
+        <w:t>Использование WebSocket позволяет не выполнять постоянные HTTP-запросы с клиента. Сервер сам сообщает участникам об изменениях, поэтому интерфейс игроков синхронизируется быстрее и удобнее.</w:t>
+      </w:r>
+    </w:p>
+    <w:p>
+      <w:pPr>
+        <w:pStyle w:val="Normal"/>
+        <w:spacing w:before="0" w:after="240"/>
+        <w:ind w:firstLine="709" w:start="-284"/>
+        <w:jc w:val="both"/>
+        <w:rPr/>
+      </w:pPr>
+      <w:r>
+        <w:rPr>
+          <w:b/>
+          <w:bCs/>
+        </w:rPr>
+        <w:t>Формирование результатов</w:t>
+      </w:r>
+    </w:p>
+    <w:p>
+      <w:pPr>
+        <w:pStyle w:val="Normal"/>
+        <w:spacing w:before="0" w:after="240"/>
+        <w:ind w:firstLine="709" w:start="-284"/>
+        <w:jc w:val="both"/>
+        <w:rPr/>
+      </w:pPr>
+      <w:r>
+        <w:rPr/>
+        <w:t>После завершения последнего раунда комната переводится в состояние results. Метод GetResults собирает данные по каждой исходной теме. Для темы определяется автор, после чего выбираются все отправки, относящиеся к этой теме. Отправки сортируются по номеру раунда, чтобы на клиенте можно было показать правильную последовательность изменений.</w:t>
+      </w:r>
+    </w:p>
+    <w:p>
+      <w:pPr>
+        <w:pStyle w:val="Normal"/>
+        <w:spacing w:before="0" w:after="240"/>
+        <w:ind w:firstLine="709" w:start="-284"/>
+        <w:jc w:val="both"/>
+        <w:rPr/>
+      </w:pPr>
+      <w:r>
+        <w:rPr/>
+        <w:t>Результат возвращается клиенту в виде массива TopicResult. Каждый элемент содержит исходную тему, автора и список работ. Клиентская часть отображает каждую работу через iframe, что позволяет увидеть итоговую HTML/CSS/JavaScript-страницу прямо на странице результатов.</w:t>
+      </w:r>
+      <w:r>
+        <w:br w:type="page"/>
+      </w:r>
+    </w:p>
+    <w:p>
+      <w:pPr>
+        <w:pStyle w:val="Normal"/>
+        <w:spacing w:before="0" w:after="240"/>
+        <w:ind w:firstLine="709" w:start="-284"/>
+        <w:jc w:val="both"/>
+        <w:rPr/>
+      </w:pPr>
+      <w:r>
+        <w:rPr/>
       </w:r>
     </w:p>
     <w:p>
@@ -5979,8 +6115,8 @@
         <w:jc w:val="center"/>
         <w:rPr/>
       </w:pPr>
-      <w:bookmarkStart w:id="7" w:name="_Toc230783371"/>
-      <w:bookmarkStart w:id="8" w:name="_Toc231331530"/>
+      <w:bookmarkStart w:id="7" w:name="_Toc231331530"/>
+      <w:bookmarkStart w:id="8" w:name="_Toc230783371"/>
       <w:r>
         <w:rPr>
           <w:rFonts w:cs="Times New Roman"/>
@@ -6886,7 +7022,7 @@
           <w:rPr>
             <w:sz w:val="20"/>
           </w:rPr>
-          <w:t>30</w:t>
+          <w:t>31</w:t>
         </w:r>
         <w:r>
           <w:rPr>
@@ -6961,7 +7097,7 @@
           <w:rPr>
             <w:sz w:val="20"/>
           </w:rPr>
-          <w:t>30</w:t>
+          <w:t>31</w:t>
         </w:r>
         <w:r>
           <w:rPr>
@@ -7072,7 +7208,7 @@
           <w:rPr>
             <w:sz w:val="20"/>
           </w:rPr>
-          <w:t>33</w:t>
+          <w:t>32</w:t>
         </w:r>
         <w:r>
           <w:rPr>
@@ -7147,7 +7283,7 @@
           <w:rPr>
             <w:sz w:val="20"/>
           </w:rPr>
-          <w:t>33</w:t>
+          <w:t>32</w:t>
         </w:r>
         <w:r>
           <w:rPr>
@@ -9018,7 +9154,7 @@
   </w:style>
   <w:style w:type="paragraph" w:styleId="Heading4">
     <w:name w:val="heading 4"/>
-    <w:basedOn w:val="Style18"/>
+    <w:basedOn w:val="user3"/>
     <w:next w:val="BodyText"/>
     <w:qFormat/>
     <w:pPr>
@@ -9214,6 +9350,16 @@
       <w:shd w:fill="E1DFDD" w:val="clear"/>
     </w:rPr>
   </w:style>
+  <w:style w:type="character" w:styleId="Style15">
+    <w:name w:val="Ссылка указателя"/>
+    <w:qFormat/>
+    <w:rPr/>
+  </w:style>
+  <w:style w:type="character" w:styleId="Style16">
+    <w:name w:val="Символ нумерации"/>
+    <w:qFormat/>
+    <w:rPr/>
+  </w:style>
   <w:style w:type="character" w:styleId="user">
     <w:name w:val="Ссылка указателя (user)"/>
     <w:qFormat/>
@@ -9224,24 +9370,14 @@
     <w:qFormat/>
     <w:rPr/>
   </w:style>
-  <w:style w:type="character" w:styleId="Style15">
-    <w:name w:val="Ссылка указателя"/>
-    <w:qFormat/>
-    <w:rPr/>
-  </w:style>
-  <w:style w:type="character" w:styleId="Style16">
-    <w:name w:val="Символ нумерации"/>
-    <w:qFormat/>
-    <w:rPr/>
-  </w:style>
-  <w:style w:type="character" w:styleId="Style17">
-    <w:name w:val="Маркеры"/>
+  <w:style w:type="character" w:styleId="user2">
+    <w:name w:val="Маркеры (user)"/>
     <w:qFormat/>
     <w:rPr>
       <w:rFonts w:ascii="OpenSymbol" w:hAnsi="OpenSymbol" w:eastAsia="OpenSymbol" w:cs="OpenSymbol"/>
     </w:rPr>
   </w:style>
-  <w:style w:type="paragraph" w:styleId="Style18">
+  <w:style w:type="paragraph" w:styleId="Style17">
     <w:name w:val="Заголовок"/>
     <w:basedOn w:val="Normal"/>
     <w:next w:val="BodyText"/>
@@ -9291,7 +9427,7 @@
       <w:szCs w:val="18"/>
     </w:rPr>
   </w:style>
-  <w:style w:type="paragraph" w:styleId="Style19">
+  <w:style w:type="paragraph" w:styleId="Style18">
     <w:name w:val="Указатель"/>
     <w:basedOn w:val="Normal"/>
     <w:qFormat/>
@@ -9302,7 +9438,7 @@
       <w:rFonts w:cs="Noto Sans Devanagari"/>
     </w:rPr>
   </w:style>
-  <w:style w:type="paragraph" w:styleId="user2">
+  <w:style w:type="paragraph" w:styleId="user3">
     <w:name w:val="Заголовок (user)"/>
     <w:basedOn w:val="Normal"/>
     <w:next w:val="BodyText"/>
@@ -9317,7 +9453,7 @@
       <w:szCs w:val="28"/>
     </w:rPr>
   </w:style>
-  <w:style w:type="paragraph" w:styleId="user3">
+  <w:style w:type="paragraph" w:styleId="user4">
     <w:name w:val="Указатель (user)"/>
     <w:basedOn w:val="Normal"/>
     <w:qFormat/>
@@ -9374,15 +9510,15 @@
     </w:pPr>
     <w:rPr/>
   </w:style>
-  <w:style w:type="paragraph" w:styleId="user4">
-    <w:name w:val="Колонтитулы (user)"/>
+  <w:style w:type="paragraph" w:styleId="Style19">
+    <w:name w:val="Колонтитулы"/>
     <w:basedOn w:val="Normal"/>
     <w:qFormat/>
     <w:pPr/>
     <w:rPr/>
   </w:style>
-  <w:style w:type="paragraph" w:styleId="Style20">
-    <w:name w:val="Колонтитулы"/>
+  <w:style w:type="paragraph" w:styleId="user5">
+    <w:name w:val="Колонтитулы (user)"/>
     <w:basedOn w:val="Normal"/>
     <w:qFormat/>
     <w:pPr/>
@@ -9422,7 +9558,7 @@
   </w:style>
   <w:style w:type="paragraph" w:styleId="IndexHeading">
     <w:name w:val="index heading"/>
-    <w:basedOn w:val="user2"/>
+    <w:basedOn w:val="Style17"/>
     <w:pPr/>
     <w:rPr/>
   </w:style>
@@ -9546,7 +9682,20 @@
       <w:szCs w:val="24"/>
     </w:rPr>
   </w:style>
-  <w:style w:type="paragraph" w:styleId="Style21">
+  <w:style w:type="paragraph" w:styleId="user6">
+    <w:name w:val="Текст в заданном формате (user)"/>
+    <w:basedOn w:val="Normal"/>
+    <w:qFormat/>
+    <w:pPr>
+      <w:spacing w:before="0" w:after="0"/>
+    </w:pPr>
+    <w:rPr>
+      <w:rFonts w:ascii="Liberation Mono" w:hAnsi="Liberation Mono" w:eastAsia="Liberation Mono" w:cs="Liberation Mono"/>
+      <w:sz w:val="20"/>
+      <w:szCs w:val="20"/>
+    </w:rPr>
+  </w:style>
+  <w:style w:type="paragraph" w:styleId="Style20">
     <w:name w:val="Текст в заданном формате"/>
     <w:basedOn w:val="Normal"/>
     <w:qFormat/>
@@ -9559,21 +9708,8 @@
       <w:szCs w:val="20"/>
     </w:rPr>
   </w:style>
-  <w:style w:type="paragraph" w:styleId="user5">
-    <w:name w:val="Текст в заданном формате (user)"/>
-    <w:basedOn w:val="Normal"/>
-    <w:qFormat/>
-    <w:pPr>
-      <w:spacing w:before="0" w:after="0"/>
-    </w:pPr>
-    <w:rPr>
-      <w:rFonts w:ascii="Liberation Mono" w:hAnsi="Liberation Mono" w:eastAsia="Liberation Mono" w:cs="Liberation Mono"/>
-      <w:sz w:val="20"/>
-      <w:szCs w:val="20"/>
-    </w:rPr>
-  </w:style>
-  <w:style w:type="numbering" w:styleId="user6" w:default="1">
-    <w:name w:val="Без списка (user)"/>
+  <w:style w:type="numbering" w:styleId="Style21" w:default="1">
+    <w:name w:val="Без списка"/>
     <w:uiPriority w:val="99"/>
     <w:semiHidden/>
     <w:unhideWhenUsed/>
